--- a/docs/架构设计规范文档.docx
+++ b/docs/架构设计规范文档.docx
@@ -20296,7 +20296,7 @@
           <w:color w:val="2E5496"/>
           <w:sz w:val="25"/>
         </w:rPr>
-        <w:t>B.2 已实现接口（与 `docs/API.md` 一一对应，共 49 个方法级接口 / 46 个路径）</w:t>
+        <w:t>B.2 已实现接口（与 `docs/API.md` 一一对应，共 53 个方法级接口 / 50 个路径）</w:t>
       </w:r>
     </w:p>
     <w:p>
@@ -20310,7 +20310,7 @@
           <w:b w:val="0"/>
           <w:sz w:val="21"/>
         </w:rPr>
-        <w:t xml:space="preserve">认证 3 · 场馆查询 3 · 场馆维护 8 · 预约 5 · 预约管理 3 · 拼场 8 · 候补 4 · 签到 3 · 消息 5 · 统计 3 · 用户管理 3 · 信用流水 1（另含 </w:t>
+        <w:t xml:space="preserve">认证 3 · 场馆查询 3 · 场馆维护 8 · 预约 5 · 预约管理 3 · 拼场 8 · 候补 4 · 签到 3 · 消息 5 · 统计 3 · 用户管理 3 · 信用流水 1 · 文件存储 4（另含 </w:t>
       </w:r>
       <w:r>
         <w:rPr>
@@ -20359,7 +20359,7 @@
           <w:color w:val="1F3864"/>
           <w:sz w:val="21"/>
         </w:rPr>
-        <w:t xml:space="preserve">）与控制器源码双向核对：业务路径 46 个、方法级接口 49 个，与控制器中 49 个 </w:t>
+        <w:t xml:space="preserve">）与控制器源码双向核对：业务路径 50 个、方法级接口 53 个，与控制器中 53 个 </w:t>
       </w:r>
       <w:r>
         <w:rPr>
@@ -20999,6 +20999,399 @@
           <w:sz w:val="21"/>
         </w:rPr>
         <w:t>：受企业主体资质限制，支付为模拟、消息以站内消息 + WebSocket 为主，规范第 5.3 节的降级方案即为实际实现路径。</w:t>
+      </w:r>
+    </w:p>
+    <w:p>
+      <w:pPr>
+        <w:spacing w:before="160" w:after="80"/>
+      </w:pPr>
+      <w:r>
+        <w:rPr>
+          <w:rFonts w:ascii="Times New Roman" w:hAnsi="Times New Roman" w:eastAsia="微软雅黑"/>
+          <w:b/>
+          <w:color w:val="2E5496"/>
+          <w:sz w:val="25"/>
+        </w:rPr>
+        <w:t>B.5 云存储（阿里云 OSS）落地</w:t>
+      </w:r>
+    </w:p>
+    <w:p>
+      <w:pPr>
+        <w:pStyle w:val="ListBullet"/>
+        <w:spacing w:after="40"/>
+        <w:ind w:left="425"/>
+      </w:pPr>
+      <w:r>
+        <w:rPr>
+          <w:rFonts w:ascii="Times New Roman" w:hAnsi="Times New Roman" w:eastAsia="宋体"/>
+          <w:b w:val="0"/>
+          <w:sz w:val="21"/>
+        </w:rPr>
+        <w:t>凭据由课程提供（</w:t>
+      </w:r>
+      <w:r>
+        <w:rPr>
+          <w:rFonts w:ascii="Consolas" w:hAnsi="Consolas" w:eastAsia="宋体"/>
+          <w:b w:val="0"/>
+          <w:color w:val="C00000"/>
+          <w:sz w:val="20"/>
+        </w:rPr>
+        <w:t>E:\大作业\非管理员.txt</w:t>
+      </w:r>
+      <w:r>
+        <w:rPr>
+          <w:rFonts w:ascii="Times New Roman" w:hAnsi="Times New Roman" w:eastAsia="宋体"/>
+          <w:b w:val="0"/>
+          <w:sz w:val="21"/>
+        </w:rPr>
+        <w:t>），</w:t>
+      </w:r>
+      <w:r>
+        <w:rPr>
+          <w:rFonts w:ascii="Times New Roman" w:hAnsi="Times New Roman" w:eastAsia="宋体"/>
+          <w:b/>
+          <w:sz w:val="21"/>
+        </w:rPr>
+        <w:t>实测可用</w:t>
+      </w:r>
+      <w:r>
+        <w:rPr>
+          <w:rFonts w:ascii="Times New Roman" w:hAnsi="Times New Roman" w:eastAsia="宋体"/>
+          <w:b w:val="0"/>
+          <w:sz w:val="21"/>
+        </w:rPr>
+        <w:t xml:space="preserve">：可列举 / 读 / 写 / 删；bucket </w:t>
+      </w:r>
+      <w:r>
+        <w:rPr>
+          <w:rFonts w:ascii="Consolas" w:hAnsi="Consolas" w:eastAsia="宋体"/>
+          <w:b w:val="0"/>
+          <w:color w:val="C00000"/>
+          <w:sz w:val="20"/>
+        </w:rPr>
+        <w:t>grf-01-m-203</w:t>
+      </w:r>
+      <w:r>
+        <w:rPr>
+          <w:rFonts w:ascii="Times New Roman" w:hAnsi="Times New Roman" w:eastAsia="宋体"/>
+          <w:b w:val="0"/>
+          <w:sz w:val="21"/>
+        </w:rPr>
+        <w:t>（cn-shanghai，standard，</w:t>
+      </w:r>
+      <w:r>
+        <w:rPr>
+          <w:rFonts w:ascii="Consolas" w:hAnsi="Consolas" w:eastAsia="宋体"/>
+          <w:b w:val="0"/>
+          <w:color w:val="C00000"/>
+          <w:sz w:val="20"/>
+        </w:rPr>
+        <w:t>public-read</w:t>
+      </w:r>
+      <w:r>
+        <w:rPr>
+          <w:rFonts w:ascii="Times New Roman" w:hAnsi="Times New Roman" w:eastAsia="宋体"/>
+          <w:b w:val="0"/>
+          <w:sz w:val="21"/>
+        </w:rPr>
+        <w:t>）。</w:t>
+      </w:r>
+    </w:p>
+    <w:p>
+      <w:pPr>
+        <w:pStyle w:val="ListBullet"/>
+        <w:spacing w:after="40"/>
+        <w:ind w:left="425"/>
+      </w:pPr>
+      <w:r>
+        <w:rPr>
+          <w:rFonts w:ascii="Times New Roman" w:hAnsi="Times New Roman" w:eastAsia="宋体"/>
+          <w:b w:val="0"/>
+          <w:sz w:val="21"/>
+        </w:rPr>
+        <w:t xml:space="preserve">后端新增 </w:t>
+      </w:r>
+      <w:r>
+        <w:rPr>
+          <w:rFonts w:ascii="Consolas" w:hAnsi="Consolas" w:eastAsia="宋体"/>
+          <w:b w:val="0"/>
+          <w:color w:val="C00000"/>
+          <w:sz w:val="20"/>
+        </w:rPr>
+        <w:t>common/storage</w:t>
+      </w:r>
+      <w:r>
+        <w:rPr>
+          <w:rFonts w:ascii="Times New Roman" w:hAnsi="Times New Roman" w:eastAsia="宋体"/>
+          <w:b w:val="0"/>
+          <w:sz w:val="21"/>
+        </w:rPr>
+        <w:t xml:space="preserve"> 包：</w:t>
+      </w:r>
+      <w:r>
+        <w:rPr>
+          <w:rFonts w:ascii="Consolas" w:hAnsi="Consolas" w:eastAsia="宋体"/>
+          <w:b w:val="0"/>
+          <w:color w:val="C00000"/>
+          <w:sz w:val="20"/>
+        </w:rPr>
+        <w:t>OssStorageService</w:t>
+      </w:r>
+      <w:r>
+        <w:rPr>
+          <w:rFonts w:ascii="Times New Roman" w:hAnsi="Times New Roman" w:eastAsia="宋体"/>
+          <w:b w:val="0"/>
+          <w:sz w:val="21"/>
+        </w:rPr>
+        <w:t>（手写 OSS V1 签名，不引入额外 SDK）、</w:t>
+      </w:r>
+      <w:r>
+        <w:rPr>
+          <w:rFonts w:ascii="Consolas" w:hAnsi="Consolas" w:eastAsia="宋体"/>
+          <w:b w:val="0"/>
+          <w:color w:val="C00000"/>
+          <w:sz w:val="20"/>
+        </w:rPr>
+        <w:t>LocalStorageService</w:t>
+      </w:r>
+      <w:r>
+        <w:rPr>
+          <w:rFonts w:ascii="Times New Roman" w:hAnsi="Times New Roman" w:eastAsia="宋体"/>
+          <w:b w:val="0"/>
+          <w:sz w:val="21"/>
+        </w:rPr>
+        <w:t>（降级）、</w:t>
+      </w:r>
+      <w:r>
+        <w:rPr>
+          <w:rFonts w:ascii="Consolas" w:hAnsi="Consolas" w:eastAsia="宋体"/>
+          <w:b w:val="0"/>
+          <w:color w:val="C00000"/>
+          <w:sz w:val="20"/>
+        </w:rPr>
+        <w:t>StorageService</w:t>
+      </w:r>
+      <w:r>
+        <w:rPr>
+          <w:rFonts w:ascii="Times New Roman" w:hAnsi="Times New Roman" w:eastAsia="宋体"/>
+          <w:b w:val="0"/>
+          <w:sz w:val="21"/>
+        </w:rPr>
+        <w:t>（门面）、</w:t>
+      </w:r>
+      <w:r>
+        <w:rPr>
+          <w:rFonts w:ascii="Consolas" w:hAnsi="Consolas" w:eastAsia="宋体"/>
+          <w:b w:val="0"/>
+          <w:color w:val="C00000"/>
+          <w:sz w:val="20"/>
+        </w:rPr>
+        <w:t>FileController</w:t>
+      </w:r>
+      <w:r>
+        <w:rPr>
+          <w:rFonts w:ascii="Times New Roman" w:hAnsi="Times New Roman" w:eastAsia="宋体"/>
+          <w:b w:val="0"/>
+          <w:sz w:val="21"/>
+        </w:rPr>
+        <w:t xml:space="preserve">；另新增 </w:t>
+      </w:r>
+      <w:r>
+        <w:rPr>
+          <w:rFonts w:ascii="Consolas" w:hAnsi="Consolas" w:eastAsia="宋体"/>
+          <w:b w:val="0"/>
+          <w:color w:val="C00000"/>
+          <w:sz w:val="20"/>
+        </w:rPr>
+        <w:t>PUT /api/v1/auth/avatar</w:t>
+      </w:r>
+      <w:r>
+        <w:rPr>
+          <w:rFonts w:ascii="Times New Roman" w:hAnsi="Times New Roman" w:eastAsia="宋体"/>
+          <w:b w:val="0"/>
+          <w:sz w:val="21"/>
+        </w:rPr>
+        <w:t>。</w:t>
+      </w:r>
+    </w:p>
+    <w:p>
+      <w:pPr>
+        <w:pStyle w:val="ListBullet"/>
+        <w:spacing w:after="40"/>
+        <w:ind w:left="425"/>
+      </w:pPr>
+      <w:r>
+        <w:rPr>
+          <w:rFonts w:ascii="Times New Roman" w:hAnsi="Times New Roman" w:eastAsia="宋体"/>
+          <w:b w:val="0"/>
+          <w:sz w:val="21"/>
+        </w:rPr>
+        <w:t>实测：</w:t>
+      </w:r>
+      <w:r>
+        <w:rPr>
+          <w:rFonts w:ascii="Consolas" w:hAnsi="Consolas" w:eastAsia="宋体"/>
+          <w:b w:val="0"/>
+          <w:color w:val="C00000"/>
+          <w:sz w:val="20"/>
+        </w:rPr>
+        <w:t>POST /api/v1/files/upload</w:t>
+      </w:r>
+      <w:r>
+        <w:rPr>
+          <w:rFonts w:ascii="Times New Roman" w:hAnsi="Times New Roman" w:eastAsia="宋体"/>
+          <w:b w:val="0"/>
+          <w:sz w:val="21"/>
+        </w:rPr>
+        <w:t xml:space="preserve"> → </w:t>
+      </w:r>
+      <w:r>
+        <w:rPr>
+          <w:rFonts w:ascii="Consolas" w:hAnsi="Consolas" w:eastAsia="宋体"/>
+          <w:b w:val="0"/>
+          <w:color w:val="C00000"/>
+          <w:sz w:val="20"/>
+        </w:rPr>
+        <w:t>storage=OSS</w:t>
+      </w:r>
+      <w:r>
+        <w:rPr>
+          <w:rFonts w:ascii="Times New Roman" w:hAnsi="Times New Roman" w:eastAsia="宋体"/>
+          <w:b w:val="0"/>
+          <w:sz w:val="21"/>
+        </w:rPr>
+        <w:t xml:space="preserve">，对象键 </w:t>
+      </w:r>
+      <w:r>
+        <w:rPr>
+          <w:rFonts w:ascii="Consolas" w:hAnsi="Consolas" w:eastAsia="宋体"/>
+          <w:b w:val="0"/>
+          <w:color w:val="C00000"/>
+          <w:sz w:val="20"/>
+        </w:rPr>
+        <w:t>campus-venue/avatar/2026-10-23/&lt;uuid&gt;.png</w:t>
+      </w:r>
+      <w:r>
+        <w:rPr>
+          <w:rFonts w:ascii="Times New Roman" w:hAnsi="Times New Roman" w:eastAsia="宋体"/>
+          <w:b w:val="0"/>
+          <w:sz w:val="21"/>
+        </w:rPr>
+        <w:t xml:space="preserve">，公网直链 </w:t>
+      </w:r>
+      <w:r>
+        <w:rPr>
+          <w:rFonts w:ascii="Consolas" w:hAnsi="Consolas" w:eastAsia="宋体"/>
+          <w:b w:val="0"/>
+          <w:color w:val="C00000"/>
+          <w:sz w:val="20"/>
+        </w:rPr>
+        <w:t>HTTP 200</w:t>
+      </w:r>
+      <w:r>
+        <w:rPr>
+          <w:rFonts w:ascii="Times New Roman" w:hAnsi="Times New Roman" w:eastAsia="宋体"/>
+          <w:b w:val="0"/>
+          <w:sz w:val="21"/>
+        </w:rPr>
+        <w:t xml:space="preserve">；头像地址写入 </w:t>
+      </w:r>
+      <w:r>
+        <w:rPr>
+          <w:rFonts w:ascii="Consolas" w:hAnsi="Consolas" w:eastAsia="宋体"/>
+          <w:b w:val="0"/>
+          <w:color w:val="C00000"/>
+          <w:sz w:val="20"/>
+        </w:rPr>
+        <w:t>sys_user.avatar</w:t>
+      </w:r>
+      <w:r>
+        <w:rPr>
+          <w:rFonts w:ascii="Times New Roman" w:hAnsi="Times New Roman" w:eastAsia="宋体"/>
+          <w:b w:val="0"/>
+          <w:sz w:val="21"/>
+        </w:rPr>
+        <w:t>。</w:t>
+      </w:r>
+    </w:p>
+    <w:p>
+      <w:pPr>
+        <w:pStyle w:val="ListBullet"/>
+        <w:spacing w:after="40"/>
+        <w:ind w:left="425"/>
+      </w:pPr>
+      <w:r>
+        <w:rPr>
+          <w:rFonts w:ascii="Times New Roman" w:hAnsi="Times New Roman" w:eastAsia="宋体"/>
+          <w:b w:val="0"/>
+          <w:sz w:val="21"/>
+        </w:rPr>
+        <w:t xml:space="preserve">限制：OSS </w:t>
+      </w:r>
+      <w:r>
+        <w:rPr>
+          <w:rFonts w:ascii="Times New Roman" w:hAnsi="Times New Roman" w:eastAsia="宋体"/>
+          <w:b/>
+          <w:sz w:val="21"/>
+        </w:rPr>
+        <w:t>默认域名对 HTML 强制下载</w:t>
+      </w:r>
+      <w:r>
+        <w:rPr>
+          <w:rFonts w:ascii="Times New Roman" w:hAnsi="Times New Roman" w:eastAsia="宋体"/>
+          <w:b w:val="0"/>
+          <w:sz w:val="21"/>
+        </w:rPr>
+        <w:t xml:space="preserve">（实测 </w:t>
+      </w:r>
+      <w:r>
+        <w:rPr>
+          <w:rFonts w:ascii="Consolas" w:hAnsi="Consolas" w:eastAsia="宋体"/>
+          <w:b w:val="0"/>
+          <w:color w:val="C00000"/>
+          <w:sz w:val="20"/>
+        </w:rPr>
+        <w:t>Content-Disposition: attachment</w:t>
+      </w:r>
+      <w:r>
+        <w:rPr>
+          <w:rFonts w:ascii="Times New Roman" w:hAnsi="Times New Roman" w:eastAsia="宋体"/>
+          <w:b w:val="0"/>
+          <w:sz w:val="21"/>
+        </w:rPr>
+        <w:t>），故 OSS 承担"文件存储 + 交付物下载"，网页仍由 Nginx/本地托管；如需网页托管需绑定已备案自定义域名。</w:t>
+      </w:r>
+    </w:p>
+    <w:p>
+      <w:pPr>
+        <w:pStyle w:val="ListBullet"/>
+        <w:spacing w:after="40"/>
+        <w:ind w:left="425"/>
+      </w:pPr>
+      <w:r>
+        <w:rPr>
+          <w:rFonts w:ascii="Times New Roman" w:hAnsi="Times New Roman" w:eastAsia="宋体"/>
+          <w:b w:val="0"/>
+          <w:sz w:val="21"/>
+        </w:rPr>
+        <w:t xml:space="preserve">详见 </w:t>
+      </w:r>
+      <w:r>
+        <w:rPr>
+          <w:rFonts w:ascii="Consolas" w:hAnsi="Consolas" w:eastAsia="宋体"/>
+          <w:b w:val="0"/>
+          <w:color w:val="C00000"/>
+          <w:sz w:val="20"/>
+        </w:rPr>
+        <w:t>docs/OSS存储集成.md</w:t>
+      </w:r>
+      <w:r>
+        <w:rPr>
+          <w:rFonts w:ascii="Times New Roman" w:hAnsi="Times New Roman" w:eastAsia="宋体"/>
+          <w:b w:val="0"/>
+          <w:sz w:val="21"/>
+        </w:rPr>
+        <w:t>。</w:t>
       </w:r>
     </w:p>
     <w:p>

--- a/docs/架构设计规范文档.docx
+++ b/docs/架构设计规范文档.docx
@@ -167,7 +167,7 @@
               <w:rPr>
                 <w:sz w:val="18"/>
               </w:rPr>
-              <w:t>V1.1</w:t>
+              <w:t>V1.2</w:t>
             </w:r>
           </w:p>
         </w:tc>
@@ -592,6 +592,76 @@
           </w:p>
         </w:tc>
       </w:tr>
+      <w:tr>
+        <w:tc>
+          <w:tcPr>
+            <w:tcW w:type="dxa" w:w="1098"/>
+            <w:vAlign w:val="center"/>
+          </w:tcPr>
+          <w:p>
+            <w:pPr>
+              <w:spacing w:after="0" w:line="264" w:lineRule="auto"/>
+            </w:pPr>
+            <w:r>
+              <w:rPr>
+                <w:sz w:val="18"/>
+              </w:rPr>
+              <w:t>V1.2</w:t>
+            </w:r>
+          </w:p>
+        </w:tc>
+        <w:tc>
+          <w:tcPr>
+            <w:tcW w:type="dxa" w:w="1588"/>
+            <w:vAlign w:val="center"/>
+          </w:tcPr>
+          <w:p>
+            <w:pPr>
+              <w:spacing w:after="0" w:line="264" w:lineRule="auto"/>
+            </w:pPr>
+            <w:r>
+              <w:rPr>
+                <w:sz w:val="18"/>
+              </w:rPr>
+              <w:t>2026-10-29</w:t>
+            </w:r>
+          </w:p>
+        </w:tc>
+        <w:tc>
+          <w:tcPr>
+            <w:tcW w:type="dxa" w:w="1098"/>
+            <w:vAlign w:val="center"/>
+          </w:tcPr>
+          <w:p>
+            <w:pPr>
+              <w:spacing w:after="0" w:line="264" w:lineRule="auto"/>
+            </w:pPr>
+            <w:r>
+              <w:rPr>
+                <w:sz w:val="18"/>
+              </w:rPr>
+              <w:t>陈以诺</w:t>
+            </w:r>
+          </w:p>
+        </w:tc>
+        <w:tc>
+          <w:tcPr>
+            <w:tcW w:type="dxa" w:w="5400"/>
+            <w:vAlign w:val="center"/>
+          </w:tcPr>
+          <w:p>
+            <w:pPr>
+              <w:spacing w:after="0" w:line="264" w:lineRule="auto"/>
+            </w:pPr>
+            <w:r>
+              <w:rPr>
+                <w:sz w:val="18"/>
+              </w:rPr>
+              <w:t>同步 v0.4.3 修复补丁：签到核销限流按登录用户计数（不读 X-Forwarded-For）、取码同样受限、已用码独立提示；重新导出 docx</w:t>
+            </w:r>
+          </w:p>
+        </w:tc>
+      </w:tr>
     </w:tbl>
     <w:p>
       <w:pPr>
@@ -2246,7 +2316,7 @@
               <a:graphicData uri="http://schemas.openxmlformats.org/drawingml/2006/picture">
                 <pic:pic>
                   <pic:nvPicPr>
-                    <pic:cNvPr id="0" name="arch-image.png"/>
+                    <pic:cNvPr id="0" name="架构与部署拓扑图.png"/>
                     <pic:cNvPicPr/>
                   </pic:nvPicPr>
                   <pic:blipFill>
@@ -12783,7 +12853,7 @@
                 <w:b/>
                 <w:sz w:val="18"/>
               </w:rPr>
-              <w:t>现状：v0.4.2 尚未实现，列入后续优化</w:t>
+              <w:t>现状：签到核销限流已于 v0.4.3 实现（单实例内存计数，5 次/10 分钟锁定 10 分钟）；登录与创建预约的限流尚未实现，列入后续优化</w:t>
             </w:r>
           </w:p>
         </w:tc>

--- a/docs/架构设计规范文档.docx
+++ b/docs/架构设计规范文档.docx
@@ -167,7 +167,7 @@
               <w:rPr>
                 <w:sz w:val="18"/>
               </w:rPr>
-              <w:t>V1.2</w:t>
+              <w:t>V1.3</w:t>
             </w:r>
           </w:p>
         </w:tc>
@@ -658,6 +658,76 @@
                 <w:sz w:val="18"/>
               </w:rPr>
               <w:t>同步 v0.4.3 修复补丁：签到核销限流按登录用户计数（不读 X-Forwarded-For）、取码同样受限、已用码独立提示；重新导出 docx</w:t>
+            </w:r>
+          </w:p>
+        </w:tc>
+      </w:tr>
+      <w:tr>
+        <w:tc>
+          <w:tcPr>
+            <w:tcW w:type="dxa" w:w="1098"/>
+            <w:vAlign w:val="center"/>
+          </w:tcPr>
+          <w:p>
+            <w:pPr>
+              <w:spacing w:after="0" w:line="264" w:lineRule="auto"/>
+            </w:pPr>
+            <w:r>
+              <w:rPr>
+                <w:sz w:val="18"/>
+              </w:rPr>
+              <w:t>V1.3</w:t>
+            </w:r>
+          </w:p>
+        </w:tc>
+        <w:tc>
+          <w:tcPr>
+            <w:tcW w:type="dxa" w:w="1588"/>
+            <w:vAlign w:val="center"/>
+          </w:tcPr>
+          <w:p>
+            <w:pPr>
+              <w:spacing w:after="0" w:line="264" w:lineRule="auto"/>
+            </w:pPr>
+            <w:r>
+              <w:rPr>
+                <w:sz w:val="18"/>
+              </w:rPr>
+              <w:t>2026-10-29</w:t>
+            </w:r>
+          </w:p>
+        </w:tc>
+        <w:tc>
+          <w:tcPr>
+            <w:tcW w:type="dxa" w:w="1098"/>
+            <w:vAlign w:val="center"/>
+          </w:tcPr>
+          <w:p>
+            <w:pPr>
+              <w:spacing w:after="0" w:line="264" w:lineRule="auto"/>
+            </w:pPr>
+            <w:r>
+              <w:rPr>
+                <w:sz w:val="18"/>
+              </w:rPr>
+              <w:t>陈以诺</w:t>
+            </w:r>
+          </w:p>
+        </w:tc>
+        <w:tc>
+          <w:tcPr>
+            <w:tcW w:type="dxa" w:w="5400"/>
+            <w:vAlign w:val="center"/>
+          </w:tcPr>
+          <w:p>
+            <w:pPr>
+              <w:spacing w:after="0" w:line="264" w:lineRule="auto"/>
+            </w:pPr>
+            <w:r>
+              <w:rPr>
+                <w:sz w:val="18"/>
+              </w:rPr>
+              <w:t>同步 v0.5.0：签到窗口改为管理员可配置（系统设置，默认 15 分钟、1~1440）；学生端预约列表/详情新增距开始与距结束倒计时；重新导出 docx</w:t>
             </w:r>
           </w:p>
         </w:tc>
@@ -11177,7 +11247,29 @@
         <w:t xml:space="preserve">1.  </w:t>
       </w:r>
       <w:r>
-        <w:t xml:space="preserve">学生在预约开始前 15 分钟至开始后 15 分钟内，请求 </w:t>
+        <w:t xml:space="preserve">学生在预约开始前 N 分钟至开始后 N 分钟内（N 为 </w:t>
+      </w:r>
+      <w:r>
+        <w:rPr>
+          <w:rFonts w:ascii="Consolas" w:hAnsi="Consolas" w:eastAsia="宋体"/>
+          <w:color w:val="A31515"/>
+          <w:sz w:val="19"/>
+        </w:rPr>
+        <w:t>checkin.window.minutes</w:t>
+      </w:r>
+      <w:r>
+        <w:t xml:space="preserve">，默认 15，可由管理员在管理端「系统设置」通过 </w:t>
+      </w:r>
+      <w:r>
+        <w:rPr>
+          <w:rFonts w:ascii="Consolas" w:hAnsi="Consolas" w:eastAsia="宋体"/>
+          <w:color w:val="A31515"/>
+          <w:sz w:val="19"/>
+        </w:rPr>
+        <w:t>PUT /api/v1/admin/configs/checkin-window</w:t>
+      </w:r>
+      <w:r>
+        <w:t xml:space="preserve"> 调整、保存即生效），请求 </w:t>
       </w:r>
       <w:r>
         <w:rPr>
@@ -11307,10 +11399,10 @@
           <w:color w:val="A31515"/>
           <w:sz w:val="19"/>
         </w:rPr>
-        <w:t>start_time + 15min &lt; now</w:t>
-      </w:r>
-      <w:r>
-        <w:t xml:space="preserve"> 的预约置 </w:t>
+        <w:t>start_time + N min &lt; now</w:t>
+      </w:r>
+      <w:r>
+        <w:t xml:space="preserve">（N 同签到窗口配置）的预约置 </w:t>
       </w:r>
       <w:r>
         <w:rPr>
@@ -11322,6 +11414,29 @@
       </w:r>
       <w:r>
         <w:t>，释放槽位，扣信用分并推送。</w:t>
+      </w:r>
+    </w:p>
+    <w:p>
+      <w:pPr>
+        <w:spacing w:after="40" w:line="324" w:lineRule="auto"/>
+        <w:ind w:left="340" w:hanging="340"/>
+      </w:pPr>
+      <w:r>
+        <w:t xml:space="preserve">5.  </w:t>
+      </w:r>
+      <w:r>
+        <w:t xml:space="preserve">学生端倒计时：预约列表与详情页按服务端 </w:t>
+      </w:r>
+      <w:r>
+        <w:rPr>
+          <w:rFonts w:ascii="Consolas" w:hAnsi="Consolas" w:eastAsia="宋体"/>
+          <w:color w:val="A31515"/>
+          <w:sz w:val="19"/>
+        </w:rPr>
+        <w:t>startTime/endTime</w:t>
+      </w:r>
+      <w:r>
+        <w:t xml:space="preserve"> 每秒刷新「距预约开始 / 距预约结束」，状态非 0/1/2 或已结束时不显示；页面卸载或隐藏时停止计时器。</w:t>
       </w:r>
     </w:p>
     <w:p>
